--- a/backend/contract_templates/TZ.docx
+++ b/backend/contract_templates/TZ.docx
@@ -24,7 +24,7 @@
           <w:bCs/>
           <w:lang w:val="uz-Cyrl-UZ"/>
         </w:rPr>
-        <w:t>TASDIQLANGAN</w:t>
+        <w:t>TASDIQLAYMAN</w:t>
       </w:r>
       <w:r>
         <w:rPr>
